--- a/manuscript/Highlights_v4.docx
+++ b/manuscript/Highlights_v4.docx
@@ -29,7 +29,7 @@
           <w:sz w:val="22"/>
           <w:szCs w:val="22"/>
         </w:rPr>
-        <w:t xml:space="preserve">Active learning for low-band-gap three-dimensional metal–organic frameworks: prospective DFT validation of a chemically audited hypothetical catalogue</w:t>
+        <w:t xml:space="preserve">Active learning guided screening of three-dimensional metal-organic frameworks: prospective DFT validation and the limits of band gap prediction</w:t>
       </w:r>
     </w:p>
     <w:p>
@@ -48,7 +48,7 @@
           <w:sz w:val="22"/>
           <w:szCs w:val="22"/>
         </w:rPr>
-        <w:t xml:space="preserve">Audited PORMAKE catalogue of 131 hypothetical 3D MOFs built on charge-balanced nodes</w:t>
+        <w:t xml:space="preserve">Model guided screening of 131 audited hypothetical 3D MOFs, validated prospectively</w:t>
       </w:r>
     </w:p>
     <w:p>
@@ -67,7 +67,7 @@
           <w:sz w:val="22"/>
           <w:szCs w:val="22"/>
         </w:rPr>
-        <w:t xml:space="preserve">Three prospective DFT batches, 18 labels: all 13 open-shell frameworks below 1 eV</w:t>
+        <w:t xml:space="preserve">27 frameworks computed, 18 labels: all open-shell Fe, Co and Cu frameworks below 1 eV</w:t>
       </w:r>
     </w:p>
     <w:p>
@@ -86,7 +86,7 @@
           <w:sz w:val="22"/>
           <w:szCs w:val="22"/>
         </w:rPr>
-        <w:t xml:space="preserve">QMOF-trained surrogate: 0.23 eV error for open-shell 3d, 0.96 eV for Zn4O frameworks</w:t>
+        <w:t xml:space="preserve">Guided picks give 3 to 4 times more low gap hits than random; retraining adds little</w:t>
       </w:r>
     </w:p>
     <w:p>
@@ -105,7 +105,7 @@
           <w:sz w:val="22"/>
           <w:szCs w:val="22"/>
         </w:rPr>
-        <w:t xml:space="preserve">Metal d band edges fix the gap; linkers tune it only when the band edges are organic</w:t>
+        <w:t xml:space="preserve">Fe and Co gaps are set by metal d states; Zn4O gaps follow the linker; Cu in between</w:t>
       </w:r>
     </w:p>
     <w:p>
@@ -124,7 +124,7 @@
           <w:sz w:val="22"/>
           <w:szCs w:val="22"/>
         </w:rPr>
-        <w:t xml:space="preserve">Periodic GFN1-xTB on CHGNet geometries checks closed-shell gaps without training data</w:t>
+        <w:t xml:space="preserve">Periodic GFN1-xTB checks closed-shell predictions without any training data</w:t>
       </w:r>
     </w:p>
     <w:sectPr>
